--- a/docs/dossiers/KOR-Dossier-HW-Engineering-2026-06-26.docx
+++ b/docs/dossiers/KOR-Dossier-HW-Engineering-2026-06-26.docx
@@ -25,7 +25,7 @@
     </w:p>
     <w:p>
       <w:r>
-        <w:pict w14:anchorId="4EA6A694">
+        <w:pict w14:anchorId="0E630BDE">
           <v:rect id="_x0000_i1025" style="width:0;height:1.5pt" o:hralign="center" o:hrstd="t" o:hr="t"/>
         </w:pict>
       </w:r>
@@ -433,7 +433,7 @@
     </w:tbl>
     <w:p>
       <w:r>
-        <w:pict w14:anchorId="6A514AD0">
+        <w:pict w14:anchorId="08CB072A">
           <v:rect id="_x0000_i1026" style="width:0;height:1.5pt" o:hralign="center" o:hrstd="t" o:hr="t"/>
         </w:pict>
       </w:r>
@@ -507,7 +507,7 @@
     </w:p>
     <w:p>
       <w:r>
-        <w:pict w14:anchorId="4BAFFF9A">
+        <w:pict w14:anchorId="6FDE7C9E">
           <v:rect id="_x0000_i1027" style="width:0;height:1.5pt" o:hralign="center" o:hrstd="t" o:hr="t"/>
         </w:pict>
       </w:r>
@@ -2345,7 +2345,7 @@
     </w:p>
     <w:p>
       <w:r>
-        <w:pict w14:anchorId="39EDA251">
+        <w:pict w14:anchorId="455FB99A">
           <v:rect id="_x0000_i1028" style="width:0;height:1.5pt" o:hralign="center" o:hrstd="t" o:hr="t"/>
         </w:pict>
       </w:r>
@@ -2706,7 +2706,7 @@
                 <w:iCs/>
                 <w:sz w:val="17"/>
               </w:rPr>
-              <w:t>not Apollo-indexed; request from Mandy</w:t>
+              <w:t>request from Mandy</w:t>
             </w:r>
           </w:p>
         </w:tc>
@@ -3000,7 +3000,7 @@
     </w:p>
     <w:p>
       <w:r>
-        <w:pict w14:anchorId="6C78E26D">
+        <w:pict w14:anchorId="04601AB2">
           <v:rect id="_x0000_i1029" style="width:0;height:1.5pt" o:hralign="center" o:hrstd="t" o:hr="t"/>
         </w:pict>
       </w:r>
@@ -3154,7 +3154,7 @@
     </w:p>
     <w:p>
       <w:r>
-        <w:pict w14:anchorId="74936A1A">
+        <w:pict w14:anchorId="75ECD8A8">
           <v:rect id="_x0000_i1030" style="width:0;height:1.5pt" o:hralign="center" o:hrstd="t" o:hr="t"/>
         </w:pict>
       </w:r>
@@ -3251,7 +3251,7 @@
     </w:p>
     <w:p>
       <w:r>
-        <w:pict w14:anchorId="565A670C">
+        <w:pict w14:anchorId="1A409580">
           <v:rect id="_x0000_i1031" style="width:0;height:1.5pt" o:hralign="center" o:hrstd="t" o:hr="t"/>
         </w:pict>
       </w:r>
@@ -3706,7 +3706,7 @@
   <w:abstractNum w:abstractNumId="0" w15:restartNumberingAfterBreak="0">
     <w:nsid w:val="0000A990"/>
     <w:multiLevelType w:val="multilevel"/>
-    <w:tmpl w:val="205268F4"/>
+    <w:tmpl w:val="39221E6C"/>
     <w:lvl w:ilvl="0">
       <w:numFmt w:val="bullet"/>
       <w:lvlText w:val=" "/>
@@ -3783,7 +3783,7 @@
   <w:abstractNum w:abstractNumId="1" w15:restartNumberingAfterBreak="0">
     <w:nsid w:val="0000A991"/>
     <w:multiLevelType w:val="multilevel"/>
-    <w:tmpl w:val="90187B2C"/>
+    <w:tmpl w:val="123CC9EC"/>
     <w:lvl w:ilvl="0">
       <w:numFmt w:val="bullet"/>
       <w:lvlText w:val=""/>
@@ -3887,7 +3887,7 @@
   <w:abstractNum w:abstractNumId="2" w15:restartNumberingAfterBreak="0">
     <w:nsid w:val="00A99411"/>
     <w:multiLevelType w:val="multilevel"/>
-    <w:tmpl w:val="028400B8"/>
+    <w:tmpl w:val="151AE734"/>
     <w:lvl w:ilvl="0">
       <w:start w:val="1"/>
       <w:numFmt w:val="decimal"/>
@@ -3970,10 +3970,10 @@
       </w:pPr>
     </w:lvl>
   </w:abstractNum>
-  <w:num w:numId="1" w16cid:durableId="1747073512">
+  <w:num w:numId="1" w16cid:durableId="1383092731">
     <w:abstractNumId w:val="0"/>
   </w:num>
-  <w:num w:numId="2" w16cid:durableId="1000237578">
+  <w:num w:numId="2" w16cid:durableId="456529945">
     <w:abstractNumId w:val="2"/>
     <w:lvlOverride w:ilvl="0">
       <w:startOverride w:val="1"/>
@@ -4003,7 +4003,7 @@
       <w:startOverride w:val="1"/>
     </w:lvlOverride>
   </w:num>
-  <w:num w:numId="3" w16cid:durableId="2087484520">
+  <w:num w:numId="3" w16cid:durableId="2006274652">
     <w:abstractNumId w:val="2"/>
     <w:lvlOverride w:ilvl="0">
       <w:startOverride w:val="1"/>
@@ -4033,7 +4033,7 @@
       <w:startOverride w:val="1"/>
     </w:lvlOverride>
   </w:num>
-  <w:num w:numId="4" w16cid:durableId="1776945967">
+  <w:num w:numId="4" w16cid:durableId="1770811241">
     <w:abstractNumId w:val="1"/>
   </w:num>
 </w:numbering>
@@ -5270,7 +5270,7 @@
     <w:name w:val="Grid Table 4"/>
     <w:basedOn w:val="TableNormal"/>
     <w:uiPriority w:val="49"/>
-    <w:rsid w:val="00624B6E"/>
+    <w:rsid w:val="002F6989"/>
     <w:pPr>
       <w:spacing w:after="0"/>
     </w:pPr>
